--- a/_extensions/owd/reference.docx
+++ b/_extensions/owd/reference.docx
@@ -318,7 +318,7 @@
         <w:numRestart w:val="eachSect"/>
       </w:footnotePr>
       <w:pgSz w:w="11906" w:h="16838"/>
-      <w:pgMar w:top="1417" w:right="1417" w:bottom="1417" w:left="1417" w:header="709" w:footer="709" w:gutter="0"/>
+      <w:pgMar w:top="1134" w:right="1134" w:bottom="1134" w:left="1134" w:header="709" w:footer="709" w:gutter="0"/>
     </w:sectPr>
   </w:body>
 </w:document>
@@ -505,7 +505,7 @@
     <w:name w:val="Normal"/>
     <w:qFormat/>
     <w:pPr>
-      <w:spacing w:line="360" w:lineRule="auto"/>
+      <w:spacing w:line="276" w:lineRule="auto"/>
     </w:pPr>
   </w:style>
   <w:style w:type="paragraph" w:styleId="BodyText">
@@ -514,7 +514,7 @@
     <w:link w:val="BodyTextChar"/>
     <w:qFormat/>
     <w:pPr>
-      <w:spacing w:before="180" w:after="180"/>
+      <w:spacing w:before="0" w:after="120"/>
     </w:pPr>
   </w:style>
   <w:style w:type="paragraph" w:customStyle="1" w:styleId="FirstParagraph">
@@ -639,7 +639,7 @@
     <w:pPr>
       <w:keepNext/>
       <w:keepLines/>
-      <w:spacing w:before="300" w:after="0"/>
+      <w:spacing w:before="200" w:after="0"/>
       <w:jc w:val="center"/>
     </w:pPr>
     <w:rPr>
@@ -656,7 +656,7 @@
     <w:pPr>
       <w:keepNext/>
       <w:keepLines/>
-      <w:spacing w:before="100" w:after="300"/>
+      <w:spacing w:before="100" w:after="200"/>
     </w:pPr>
     <w:rPr>
       <w:sz w:val="20"/>
@@ -682,7 +682,7 @@
     <w:pPr>
       <w:keepNext/>
       <w:keepLines/>
-      <w:spacing w:before="360" w:after="80"/>
+      <w:spacing w:before="360" w:after="120" w:line="240" w:lineRule="auto"/>
       <w:outlineLvl w:val="0"/>
     </w:pPr>
     <w:rPr>
@@ -707,7 +707,7 @@
     <w:pPr>
       <w:keepNext/>
       <w:keepLines/>
-      <w:spacing w:before="160" w:after="80"/>
+      <w:spacing w:before="240" w:after="80" w:line="240" w:lineRule="auto"/>
       <w:outlineLvl w:val="1"/>
     </w:pPr>
     <w:rPr>
@@ -732,7 +732,7 @@
     <w:pPr>
       <w:keepNext/>
       <w:keepLines/>
-      <w:spacing w:before="160" w:after="80"/>
+      <w:spacing w:before="200" w:after="60" w:line="240" w:lineRule="auto"/>
       <w:outlineLvl w:val="2"/>
     </w:pPr>
     <w:rPr>
@@ -757,7 +757,7 @@
     <w:pPr>
       <w:keepNext/>
       <w:keepLines/>
-      <w:spacing w:before="80" w:after="40"/>
+      <w:spacing w:before="160" w:after="40" w:line="240" w:lineRule="auto"/>
       <w:outlineLvl w:val="3"/>
     </w:pPr>
     <w:rPr>
@@ -782,7 +782,7 @@
     <w:pPr>
       <w:keepNext/>
       <w:keepLines/>
-      <w:spacing w:before="80" w:after="40"/>
+      <w:spacing w:before="160" w:after="40" w:line="240" w:lineRule="auto"/>
       <w:outlineLvl w:val="4"/>
     </w:pPr>
     <w:rPr>
@@ -805,7 +805,7 @@
     <w:pPr>
       <w:keepNext/>
       <w:keepLines/>
-      <w:spacing w:before="40" w:after="0"/>
+      <w:spacing w:before="160" w:after="40" w:line="240" w:lineRule="auto"/>
       <w:outlineLvl w:val="5"/>
     </w:pPr>
     <w:rPr>
@@ -830,7 +830,7 @@
     <w:pPr>
       <w:keepNext/>
       <w:keepLines/>
-      <w:spacing w:before="40" w:after="0"/>
+      <w:spacing w:before="160" w:after="40" w:line="240" w:lineRule="auto"/>
       <w:outlineLvl w:val="6"/>
     </w:pPr>
     <w:rPr>
@@ -853,7 +853,7 @@
     <w:pPr>
       <w:keepNext/>
       <w:keepLines/>
-      <w:spacing w:after="0"/>
+      <w:spacing w:after="40" w:before="160" w:line="240" w:lineRule="auto"/>
       <w:outlineLvl w:val="7"/>
     </w:pPr>
     <w:rPr>
@@ -878,7 +878,7 @@
     <w:pPr>
       <w:keepNext/>
       <w:keepLines/>
-      <w:spacing w:after="0"/>
+      <w:spacing w:after="40" w:before="160" w:line="240" w:lineRule="auto"/>
       <w:outlineLvl w:val="8"/>
     </w:pPr>
     <w:rPr>
@@ -1077,7 +1077,155 @@
         <w:right w:w="108" w:type="dxa"/>
       </w:tblCellMar>
     </w:tblPr>
-    <w:tblStylePr xmlns:w="http://schemas.openxmlformats.org/wordprocessingml/2006/main" w:type="firstRow">
+  </w:style>
+  <w:style w:type="paragraph" w:customStyle="1" w:styleId="DefinitionTerm">
+    <w:name w:val="Definition Term"/>
+    <w:basedOn w:val="Normal"/>
+    <w:next w:val="Definition"/>
+    <w:pPr>
+      <w:keepNext/>
+      <w:keepLines/>
+      <w:spacing w:after="0"/>
+    </w:pPr>
+    <w:rPr>
+      <w:b/>
+    </w:rPr>
+  </w:style>
+  <w:style w:type="paragraph" w:customStyle="1" w:styleId="Definition">
+    <w:name w:val="Definition"/>
+    <w:basedOn w:val="Normal"/>
+  </w:style>
+  <w:style w:type="paragraph" w:styleId="Caption">
+    <w:name w:val="Caption"/>
+    <w:basedOn w:val="Normal"/>
+    <w:link w:val="BodyTextChar"/>
+    <w:pPr>
+      <w:spacing w:before="0" w:after="120"/>
+    </w:pPr>
+    <w:rPr>
+      <w:i/>
+      <w:iCs/>
+      <w:sz w:val="20"/>
+      <w:szCs w:val="20"/>
+    </w:rPr>
+  </w:style>
+  <w:style w:type="paragraph" w:customStyle="1" w:styleId="TableCaption">
+    <w:name w:val="Table Caption"/>
+    <w:basedOn w:val="Caption"/>
+    <w:pPr>
+      <w:keepNext/>
+    </w:pPr>
+    <w:rPr>
+      <w:i/>
+      <w:iCs/>
+      <w:sz w:val="20"/>
+      <w:szCs w:val="20"/>
+    </w:rPr>
+  </w:style>
+  <w:style w:type="paragraph" w:customStyle="1" w:styleId="ImageCaption">
+    <w:name w:val="Image Caption"/>
+    <w:basedOn w:val="Caption"/>
+    <w:rPr>
+      <w:i/>
+      <w:iCs/>
+      <w:sz w:val="20"/>
+      <w:szCs w:val="20"/>
+    </w:rPr>
+  </w:style>
+  <w:style w:type="paragraph" w:customStyle="1" w:styleId="Figure">
+    <w:name w:val="Figure"/>
+    <w:basedOn w:val="Normal"/>
+  </w:style>
+  <w:style w:type="paragraph" w:customStyle="1" w:styleId="CaptionedFigure">
+    <w:name w:val="Captioned Figure"/>
+    <w:basedOn w:val="Figure"/>
+    <w:pPr>
+      <w:keepNext/>
+    </w:pPr>
+  </w:style>
+  <w:style w:type="character" w:customStyle="1" w:styleId="BodyTextChar">
+    <w:name w:val="Body Text Char"/>
+    <w:basedOn w:val="DefaultParagraphFont"/>
+    <w:link w:val="BodyText"/>
+  </w:style>
+  <w:style w:type="character" w:customStyle="1" w:styleId="VerbatimChar">
+    <w:name w:val="Verbatim Char"/>
+    <w:basedOn w:val="BodyTextChar"/>
+    <w:rPr>
+      <w:rFonts w:ascii="Source Code Pro" w:hAnsi="Source Code Pro" w:cs="Source Code Pro"/>
+      <w:sz w:val="22"/>
+    </w:rPr>
+  </w:style>
+  <w:style w:type="character" w:customStyle="1" w:styleId="SectionNumber">
+    <w:name w:val="Section Number"/>
+    <w:basedOn w:val="BodyTextChar"/>
+  </w:style>
+  <w:style w:type="character" w:styleId="FootnoteReference">
+    <w:name w:val="Footnote Reference"/>
+    <w:basedOn w:val="BodyTextChar"/>
+    <w:rPr>
+      <w:vertAlign w:val="superscript"/>
+    </w:rPr>
+  </w:style>
+  <w:style w:type="character" w:styleId="Hyperlink">
+    <w:name w:val="Hyperlink"/>
+    <w:basedOn w:val="BodyTextChar"/>
+    <w:rPr>
+      <w:color w:val="272BD1"/>
+    </w:rPr>
+  </w:style>
+  <w:style w:type="paragraph" w:styleId="TOCHeading">
+    <w:name w:val="TOC Heading"/>
+    <w:basedOn w:val="Heading1"/>
+    <w:next w:val="BodyText"/>
+    <w:uiPriority w:val="39"/>
+    <w:unhideWhenUsed/>
+    <w:qFormat/>
+    <w:pPr>
+      <w:spacing w:before="240" w:line="259" w:lineRule="auto"/>
+      <w:outlineLvl w:val="9"/>
+    </w:pPr>
+    <w:rPr>
+      <w:rFonts w:ascii="Atkinson Hyperlegible" w:hAnsi="Atkinson Hyperlegible" w:cs="Atkinson Hyperlegible"/>
+      <w:b w:val="0"/>
+      <w:bCs w:val="0"/>
+      <w:color w:val="5B195B"/>
+    </w:rPr>
+  </w:style>
+  <w:style xmlns:w="http://schemas.openxmlformats.org/wordprocessingml/2006/main" w:type="paragraph" w:customStyle="1" w:styleId="SourceCode">
+    <w:name w:val="Source Code"/>
+    <w:basedOn w:val="Normal"/>
+    <w:pPr>
+      <w:shd w:val="clear" w:color="auto" w:fill="F2F2F2"/>
+      <w:wordWrap w:val="0"/>
+      <w:spacing w:before="120" w:after="120" w:line="240" w:lineRule="auto"/>
+    </w:pPr>
+    <w:rPr>
+      <w:rFonts w:ascii="Source Code Pro" w:hAnsi="Source Code Pro" w:cs="Source Code Pro"/>
+      <w:sz w:val="20"/>
+      <w:szCs w:val="20"/>
+    </w:rPr>
+  </w:style>
+  <w:style xmlns:w="http://schemas.openxmlformats.org/wordprocessingml/2006/main" w:type="table" w:customStyle="1" w:styleId="OwdTable">
+    <w:name w:val="OwdTable"/>
+    <w:basedOn w:val="Table"/>
+    <w:tblPr>
+      <w:tblBorders>
+        <w:top w:val="single" w:sz="4" w:space="0" w:color="1E1E1E"/>
+        <w:left w:val="single" w:sz="4" w:space="0" w:color="1E1E1E"/>
+        <w:bottom w:val="single" w:sz="4" w:space="0" w:color="1E1E1E"/>
+        <w:right w:val="single" w:sz="4" w:space="0" w:color="1E1E1E"/>
+        <w:insideH w:val="single" w:sz="4" w:space="0" w:color="1E1E1E"/>
+        <w:insideV w:val="single" w:sz="4" w:space="0" w:color="1E1E1E"/>
+      </w:tblBorders>
+      <w:tblCellMar>
+        <w:top w:w="40" w:type="dxa"/>
+        <w:left w:w="108" w:type="dxa"/>
+        <w:bottom w:w="40" w:type="dxa"/>
+        <w:right w:w="108" w:type="dxa"/>
+      </w:tblCellMar>
+    </w:tblPr>
+    <w:tblStylePr w:type="firstRow">
       <w:rPr>
         <w:b/>
         <w:bCs/>
@@ -1086,134 +1234,6 @@
         <w:shd w:val="clear" w:color="auto" w:fill="E6DCE6"/>
       </w:tcPr>
     </w:tblStylePr>
-  </w:style>
-  <w:style w:type="paragraph" w:customStyle="1" w:styleId="DefinitionTerm">
-    <w:name w:val="Definition Term"/>
-    <w:basedOn w:val="Normal"/>
-    <w:next w:val="Definition"/>
-    <w:pPr>
-      <w:keepNext/>
-      <w:keepLines/>
-      <w:spacing w:after="0"/>
-    </w:pPr>
-    <w:rPr>
-      <w:b/>
-    </w:rPr>
-  </w:style>
-  <w:style w:type="paragraph" w:customStyle="1" w:styleId="Definition">
-    <w:name w:val="Definition"/>
-    <w:basedOn w:val="Normal"/>
-  </w:style>
-  <w:style w:type="paragraph" w:styleId="Caption">
-    <w:name w:val="Caption"/>
-    <w:basedOn w:val="Normal"/>
-    <w:link w:val="BodyTextChar"/>
-    <w:pPr>
-      <w:spacing w:before="0" w:after="120"/>
-    </w:pPr>
-    <w:rPr>
-      <w:i/>
-      <w:iCs/>
-      <w:sz w:val="20"/>
-      <w:szCs w:val="20"/>
-    </w:rPr>
-  </w:style>
-  <w:style w:type="paragraph" w:customStyle="1" w:styleId="TableCaption">
-    <w:name w:val="Table Caption"/>
-    <w:basedOn w:val="Caption"/>
-    <w:pPr>
-      <w:keepNext/>
-    </w:pPr>
-    <w:rPr>
-      <w:i/>
-      <w:iCs/>
-      <w:sz w:val="20"/>
-      <w:szCs w:val="20"/>
-    </w:rPr>
-  </w:style>
-  <w:style w:type="paragraph" w:customStyle="1" w:styleId="ImageCaption">
-    <w:name w:val="Image Caption"/>
-    <w:basedOn w:val="Caption"/>
-    <w:rPr>
-      <w:i/>
-      <w:iCs/>
-      <w:sz w:val="20"/>
-      <w:szCs w:val="20"/>
-    </w:rPr>
-  </w:style>
-  <w:style w:type="paragraph" w:customStyle="1" w:styleId="Figure">
-    <w:name w:val="Figure"/>
-    <w:basedOn w:val="Normal"/>
-  </w:style>
-  <w:style w:type="paragraph" w:customStyle="1" w:styleId="CaptionedFigure">
-    <w:name w:val="Captioned Figure"/>
-    <w:basedOn w:val="Figure"/>
-    <w:pPr>
-      <w:keepNext/>
-    </w:pPr>
-  </w:style>
-  <w:style w:type="character" w:customStyle="1" w:styleId="BodyTextChar">
-    <w:name w:val="Body Text Char"/>
-    <w:basedOn w:val="DefaultParagraphFont"/>
-    <w:link w:val="BodyText"/>
-  </w:style>
-  <w:style w:type="character" w:customStyle="1" w:styleId="VerbatimChar">
-    <w:name w:val="Verbatim Char"/>
-    <w:basedOn w:val="BodyTextChar"/>
-    <w:rPr>
-      <w:rFonts w:ascii="Source Code Pro" w:hAnsi="Source Code Pro" w:cs="Source Code Pro"/>
-      <w:sz w:val="22"/>
-    </w:rPr>
-  </w:style>
-  <w:style w:type="character" w:customStyle="1" w:styleId="SectionNumber">
-    <w:name w:val="Section Number"/>
-    <w:basedOn w:val="BodyTextChar"/>
-  </w:style>
-  <w:style w:type="character" w:styleId="FootnoteReference">
-    <w:name w:val="Footnote Reference"/>
-    <w:basedOn w:val="BodyTextChar"/>
-    <w:rPr>
-      <w:vertAlign w:val="superscript"/>
-    </w:rPr>
-  </w:style>
-  <w:style w:type="character" w:styleId="Hyperlink">
-    <w:name w:val="Hyperlink"/>
-    <w:basedOn w:val="BodyTextChar"/>
-    <w:rPr>
-      <w:color w:val="272BD1"/>
-    </w:rPr>
-  </w:style>
-  <w:style w:type="paragraph" w:styleId="TOCHeading">
-    <w:name w:val="TOC Heading"/>
-    <w:basedOn w:val="Heading1"/>
-    <w:next w:val="BodyText"/>
-    <w:uiPriority w:val="39"/>
-    <w:unhideWhenUsed/>
-    <w:qFormat/>
-    <w:pPr>
-      <w:spacing w:before="240" w:line="259" w:lineRule="auto"/>
-      <w:outlineLvl w:val="9"/>
-    </w:pPr>
-    <w:rPr>
-      <w:rFonts w:ascii="Atkinson Hyperlegible" w:hAnsi="Atkinson Hyperlegible" w:cs="Atkinson Hyperlegible"/>
-      <w:b w:val="0"/>
-      <w:bCs w:val="0"/>
-      <w:color w:val="5B195B"/>
-    </w:rPr>
-  </w:style>
-  <w:style xmlns:w="http://schemas.openxmlformats.org/wordprocessingml/2006/main" w:type="paragraph" w:customStyle="1" w:styleId="SourceCode">
-    <w:name w:val="Source Code"/>
-    <w:basedOn w:val="Normal"/>
-    <w:pPr>
-      <w:shd w:val="clear" w:color="auto" w:fill="F2F2F2"/>
-      <w:wordWrap w:val="0"/>
-      <w:spacing w:before="120" w:after="120" w:line="240" w:lineRule="auto"/>
-    </w:pPr>
-    <w:rPr>
-      <w:rFonts w:ascii="Source Code Pro" w:hAnsi="Source Code Pro" w:cs="Source Code Pro"/>
-      <w:sz w:val="20"/>
-      <w:szCs w:val="20"/>
-    </w:rPr>
   </w:style>
 </w:styles>
 </file>

--- a/_extensions/owd/reference.docx
+++ b/_extensions/owd/reference.docx
@@ -487,7 +487,7 @@
   <w:docDefaults>
     <w:rPrDefault>
       <w:rPr>
-        <w:rFonts w:ascii="Atkinson Hyperlegible" w:hAnsi="Atkinson Hyperlegible" w:cs="Atkinson Hyperlegible"/>
+        <w:rFonts w:ascii="Atkinson Hyperlegible Next" w:hAnsi="Atkinson Hyperlegible Next" w:cs="Atkinson Hyperlegible Next"/>
         <w:color w:val="1E1E1E"/>
         <w:sz w:val="24"/>
         <w:szCs w:val="24"/>
@@ -545,7 +545,7 @@
       <w:jc w:val="center"/>
     </w:pPr>
     <w:rPr>
-      <w:rFonts w:ascii="Atkinson Hyperlegible" w:hAnsi="Atkinson Hyperlegible" w:cs="Atkinson Hyperlegible"/>
+      <w:rFonts w:ascii="Atkinson Hyperlegible Next" w:hAnsi="Atkinson Hyperlegible Next" w:cs="Atkinson Hyperlegible Next"/>
       <w:b/>
       <w:bCs/>
       <w:color w:val="5B195B"/>
@@ -560,7 +560,7 @@
     <w:uiPriority w:val="10"/>
     <w:rsid w:val="00A10FD9"/>
     <w:rPr>
-      <w:rFonts w:ascii="Atkinson Hyperlegible" w:hAnsi="Atkinson Hyperlegible" w:cs="Atkinson Hyperlegible"/>
+      <w:rFonts w:ascii="Atkinson Hyperlegible Next" w:hAnsi="Atkinson Hyperlegible Next" w:cs="Atkinson Hyperlegible Next"/>
       <w:b/>
       <w:bCs/>
       <w:color w:val="5B195B"/>
@@ -582,7 +582,7 @@
       </w:numPr>
     </w:pPr>
     <w:rPr>
-      <w:rFonts w:ascii="Atkinson Hyperlegible" w:hAnsi="Atkinson Hyperlegible" w:cs="Atkinson Hyperlegible"/>
+      <w:rFonts w:ascii="Atkinson Hyperlegible Next" w:hAnsi="Atkinson Hyperlegible Next" w:cs="Atkinson Hyperlegible Next"/>
       <w:color w:val="1E1E1E"/>
       <w:spacing w:val="15"/>
       <w:sz w:val="28"/>
@@ -596,7 +596,7 @@
     <w:uiPriority w:val="11"/>
     <w:rsid w:val="00A10FD9"/>
     <w:rPr>
-      <w:rFonts w:ascii="Atkinson Hyperlegible" w:hAnsi="Atkinson Hyperlegible" w:cs="Atkinson Hyperlegible"/>
+      <w:rFonts w:ascii="Atkinson Hyperlegible Next" w:hAnsi="Atkinson Hyperlegible Next" w:cs="Atkinson Hyperlegible Next"/>
       <w:color w:val="1E1E1E"/>
       <w:spacing w:val="15"/>
       <w:sz w:val="28"/>
@@ -686,7 +686,7 @@
       <w:outlineLvl w:val="0"/>
     </w:pPr>
     <w:rPr>
-      <w:rFonts w:ascii="Atkinson Hyperlegible" w:hAnsi="Atkinson Hyperlegible" w:cs="Atkinson Hyperlegible"/>
+      <w:rFonts w:ascii="Atkinson Hyperlegible Next" w:hAnsi="Atkinson Hyperlegible Next" w:cs="Atkinson Hyperlegible Next"/>
       <w:b/>
       <w:bCs/>
       <w:color w:val="5B195B"/>
@@ -711,7 +711,7 @@
       <w:outlineLvl w:val="1"/>
     </w:pPr>
     <w:rPr>
-      <w:rFonts w:ascii="Atkinson Hyperlegible" w:hAnsi="Atkinson Hyperlegible" w:cs="Atkinson Hyperlegible"/>
+      <w:rFonts w:ascii="Atkinson Hyperlegible Next" w:hAnsi="Atkinson Hyperlegible Next" w:cs="Atkinson Hyperlegible Next"/>
       <w:b/>
       <w:bCs/>
       <w:color w:val="5B195B"/>
@@ -736,7 +736,7 @@
       <w:outlineLvl w:val="2"/>
     </w:pPr>
     <w:rPr>
-      <w:rFonts w:ascii="Atkinson Hyperlegible" w:hAnsi="Atkinson Hyperlegible" w:cs="Atkinson Hyperlegible"/>
+      <w:rFonts w:ascii="Atkinson Hyperlegible Next" w:hAnsi="Atkinson Hyperlegible Next" w:cs="Atkinson Hyperlegible Next"/>
       <w:b/>
       <w:bCs/>
       <w:color w:val="5B195B"/>
@@ -761,7 +761,7 @@
       <w:outlineLvl w:val="3"/>
     </w:pPr>
     <w:rPr>
-      <w:rFonts w:ascii="Atkinson Hyperlegible" w:hAnsi="Atkinson Hyperlegible" w:cs="Atkinson Hyperlegible"/>
+      <w:rFonts w:ascii="Atkinson Hyperlegible Next" w:hAnsi="Atkinson Hyperlegible Next" w:cs="Atkinson Hyperlegible Next"/>
       <w:b/>
       <w:bCs/>
       <w:i/>
@@ -786,7 +786,7 @@
       <w:outlineLvl w:val="4"/>
     </w:pPr>
     <w:rPr>
-      <w:rFonts w:ascii="Atkinson Hyperlegible" w:hAnsi="Atkinson Hyperlegible" w:cs="Atkinson Hyperlegible"/>
+      <w:rFonts w:ascii="Atkinson Hyperlegible Next" w:hAnsi="Atkinson Hyperlegible Next" w:cs="Atkinson Hyperlegible Next"/>
       <w:b/>
       <w:bCs/>
       <w:color w:val="5B195B"/>
@@ -809,7 +809,7 @@
       <w:outlineLvl w:val="5"/>
     </w:pPr>
     <w:rPr>
-      <w:rFonts w:ascii="Atkinson Hyperlegible" w:hAnsi="Atkinson Hyperlegible" w:cs="Atkinson Hyperlegible"/>
+      <w:rFonts w:ascii="Atkinson Hyperlegible Next" w:hAnsi="Atkinson Hyperlegible Next" w:cs="Atkinson Hyperlegible Next"/>
       <w:b/>
       <w:bCs/>
       <w:i/>
@@ -834,7 +834,7 @@
       <w:outlineLvl w:val="6"/>
     </w:pPr>
     <w:rPr>
-      <w:rFonts w:ascii="Atkinson Hyperlegible" w:hAnsi="Atkinson Hyperlegible" w:cs="Atkinson Hyperlegible"/>
+      <w:rFonts w:ascii="Atkinson Hyperlegible Next" w:hAnsi="Atkinson Hyperlegible Next" w:cs="Atkinson Hyperlegible Next"/>
       <w:b/>
       <w:bCs/>
       <w:color w:val="5B195B"/>
@@ -857,7 +857,7 @@
       <w:outlineLvl w:val="7"/>
     </w:pPr>
     <w:rPr>
-      <w:rFonts w:ascii="Atkinson Hyperlegible" w:hAnsi="Atkinson Hyperlegible" w:cs="Atkinson Hyperlegible"/>
+      <w:rFonts w:ascii="Atkinson Hyperlegible Next" w:hAnsi="Atkinson Hyperlegible Next" w:cs="Atkinson Hyperlegible Next"/>
       <w:b/>
       <w:bCs/>
       <w:i/>
@@ -882,7 +882,7 @@
       <w:outlineLvl w:val="8"/>
     </w:pPr>
     <w:rPr>
-      <w:rFonts w:ascii="Atkinson Hyperlegible" w:hAnsi="Atkinson Hyperlegible" w:cs="Atkinson Hyperlegible"/>
+      <w:rFonts w:ascii="Atkinson Hyperlegible Next" w:hAnsi="Atkinson Hyperlegible Next" w:cs="Atkinson Hyperlegible Next"/>
       <w:b/>
       <w:bCs/>
       <w:color w:val="5B195B"/>
@@ -895,7 +895,7 @@
     <w:uiPriority w:val="9"/>
     <w:rsid w:val="00A10FD9"/>
     <w:rPr>
-      <w:rFonts w:ascii="Atkinson Hyperlegible" w:hAnsi="Atkinson Hyperlegible" w:cs="Atkinson Hyperlegible"/>
+      <w:rFonts w:ascii="Atkinson Hyperlegible Next" w:hAnsi="Atkinson Hyperlegible Next" w:cs="Atkinson Hyperlegible Next"/>
       <w:b/>
       <w:bCs/>
       <w:color w:val="5B195B"/>
@@ -911,7 +911,7 @@
     <w:semiHidden/>
     <w:rsid w:val="00A10FD9"/>
     <w:rPr>
-      <w:rFonts w:ascii="Atkinson Hyperlegible" w:hAnsi="Atkinson Hyperlegible" w:cs="Atkinson Hyperlegible"/>
+      <w:rFonts w:ascii="Atkinson Hyperlegible Next" w:hAnsi="Atkinson Hyperlegible Next" w:cs="Atkinson Hyperlegible Next"/>
       <w:b/>
       <w:bCs/>
       <w:color w:val="5B195B"/>
@@ -927,7 +927,7 @@
     <w:semiHidden/>
     <w:rsid w:val="00A10FD9"/>
     <w:rPr>
-      <w:rFonts w:ascii="Atkinson Hyperlegible" w:hAnsi="Atkinson Hyperlegible" w:cs="Atkinson Hyperlegible"/>
+      <w:rFonts w:ascii="Atkinson Hyperlegible Next" w:hAnsi="Atkinson Hyperlegible Next" w:cs="Atkinson Hyperlegible Next"/>
       <w:b/>
       <w:bCs/>
       <w:color w:val="5B195B"/>
@@ -943,7 +943,7 @@
     <w:semiHidden/>
     <w:rsid w:val="00A10FD9"/>
     <w:rPr>
-      <w:rFonts w:ascii="Atkinson Hyperlegible" w:hAnsi="Atkinson Hyperlegible" w:cs="Atkinson Hyperlegible"/>
+      <w:rFonts w:ascii="Atkinson Hyperlegible Next" w:hAnsi="Atkinson Hyperlegible Next" w:cs="Atkinson Hyperlegible Next"/>
       <w:b/>
       <w:bCs/>
       <w:i/>
@@ -959,7 +959,7 @@
     <w:semiHidden/>
     <w:rsid w:val="00A10FD9"/>
     <w:rPr>
-      <w:rFonts w:ascii="Atkinson Hyperlegible" w:hAnsi="Atkinson Hyperlegible" w:cs="Atkinson Hyperlegible"/>
+      <w:rFonts w:ascii="Atkinson Hyperlegible Next" w:hAnsi="Atkinson Hyperlegible Next" w:cs="Atkinson Hyperlegible Next"/>
       <w:b/>
       <w:bCs/>
       <w:color w:val="5B195B"/>
@@ -973,7 +973,7 @@
     <w:semiHidden/>
     <w:rsid w:val="00A10FD9"/>
     <w:rPr>
-      <w:rFonts w:ascii="Atkinson Hyperlegible" w:hAnsi="Atkinson Hyperlegible" w:cs="Atkinson Hyperlegible"/>
+      <w:rFonts w:ascii="Atkinson Hyperlegible Next" w:hAnsi="Atkinson Hyperlegible Next" w:cs="Atkinson Hyperlegible Next"/>
       <w:b/>
       <w:bCs/>
       <w:i/>
@@ -989,7 +989,7 @@
     <w:semiHidden/>
     <w:rsid w:val="00A10FD9"/>
     <w:rPr>
-      <w:rFonts w:ascii="Atkinson Hyperlegible" w:hAnsi="Atkinson Hyperlegible" w:cs="Atkinson Hyperlegible"/>
+      <w:rFonts w:ascii="Atkinson Hyperlegible Next" w:hAnsi="Atkinson Hyperlegible Next" w:cs="Atkinson Hyperlegible Next"/>
       <w:b/>
       <w:bCs/>
       <w:color w:val="5B195B"/>
@@ -1003,7 +1003,7 @@
     <w:semiHidden/>
     <w:rsid w:val="00A10FD9"/>
     <w:rPr>
-      <w:rFonts w:ascii="Atkinson Hyperlegible" w:hAnsi="Atkinson Hyperlegible" w:cs="Atkinson Hyperlegible"/>
+      <w:rFonts w:ascii="Atkinson Hyperlegible Next" w:hAnsi="Atkinson Hyperlegible Next" w:cs="Atkinson Hyperlegible Next"/>
       <w:b/>
       <w:bCs/>
       <w:i/>
@@ -1019,7 +1019,7 @@
     <w:semiHidden/>
     <w:rsid w:val="00A10FD9"/>
     <w:rPr>
-      <w:rFonts w:ascii="Atkinson Hyperlegible" w:hAnsi="Atkinson Hyperlegible" w:cs="Atkinson Hyperlegible"/>
+      <w:rFonts w:ascii="Atkinson Hyperlegible Next" w:hAnsi="Atkinson Hyperlegible Next" w:cs="Atkinson Hyperlegible Next"/>
       <w:b/>
       <w:bCs/>
       <w:color w:val="5B195B"/>
@@ -1154,6 +1154,7 @@
     <w:rPr>
       <w:rFonts w:ascii="Source Code Pro" w:hAnsi="Source Code Pro" w:cs="Source Code Pro"/>
       <w:sz w:val="22"/>
+      <w:shd w:val="clear" w:color="auto" w:fill="F5EEF5"/>
     </w:rPr>
   </w:style>
   <w:style w:type="character" w:customStyle="1" w:styleId="SectionNumber">
@@ -1186,7 +1187,7 @@
       <w:outlineLvl w:val="9"/>
     </w:pPr>
     <w:rPr>
-      <w:rFonts w:ascii="Atkinson Hyperlegible" w:hAnsi="Atkinson Hyperlegible" w:cs="Atkinson Hyperlegible"/>
+      <w:rFonts w:ascii="Atkinson Hyperlegible Next" w:hAnsi="Atkinson Hyperlegible Next" w:cs="Atkinson Hyperlegible Next"/>
       <w:b w:val="0"/>
       <w:bCs w:val="0"/>
       <w:color w:val="5B195B"/>
@@ -1196,7 +1197,7 @@
     <w:name w:val="Source Code"/>
     <w:basedOn w:val="Normal"/>
     <w:pPr>
-      <w:shd w:val="clear" w:color="auto" w:fill="F2F2F2"/>
+      <w:shd w:val="clear" w:color="auto" w:fill="F5EEF5"/>
       <w:wordWrap w:val="0"/>
       <w:spacing w:before="120" w:after="120" w:line="240" w:lineRule="auto"/>
     </w:pPr>
@@ -1281,7 +1282,7 @@
     </a:clrScheme>
     <a:fontScheme name="Office">
       <a:majorFont>
-        <a:latin typeface="Atkinson Hyperlegible" panose="02110004020202020204"/>
+        <a:latin typeface="Atkinson Hyperlegible Next" panose="02110004020202020204"/>
         <a:ea typeface=""/>
         <a:cs typeface=""/>
         <a:font script="Jpan" typeface="游ゴシック Light"/>
@@ -1333,7 +1334,7 @@
         <a:font script="Tfng" typeface="Ebrima"/>
       </a:majorFont>
       <a:minorFont>
-        <a:latin typeface="Atkinson Hyperlegible" panose="02110004020202020204"/>
+        <a:latin typeface="Atkinson Hyperlegible Next" panose="02110004020202020204"/>
         <a:ea typeface=""/>
         <a:cs typeface=""/>
         <a:font script="Jpan" typeface="游明朝"/>
